--- a/Files/03 - Vayikra/12 - Bechukosai/5784/Bechukosai 5784.docx
+++ b/Files/03 - Vayikra/12 - Bechukosai/5784/Bechukosai 5784.docx
@@ -1275,7 +1275,7 @@
         <w:rPr>
           <w:rFonts w:ascii="Times New Roman" w:hAnsi="Times New Roman" w:cs="Times New Roman"/>
         </w:rPr>
-        <w:t xml:space="preserve"> explain that this refers to</w:t>
+        <w:t xml:space="preserve"> explain that this refers to </w:t>
       </w:r>
       <w:r>
         <w:rPr>
@@ -1537,7 +1537,7 @@
         <w:rPr>
           <w:rFonts w:ascii="Times New Roman" w:hAnsi="Times New Roman" w:cs="Times New Roman"/>
         </w:rPr>
-        <w:t>. These</w:t>
+        <w:t xml:space="preserve">. These </w:t>
       </w:r>
       <w:r>
         <w:rPr>

--- a/Files/03 - Vayikra/12 - Bechukosai/5784/Bechukosai 5784.docx
+++ b/Files/03 - Vayikra/12 - Bechukosai/5784/Bechukosai 5784.docx
@@ -598,7 +598,7 @@
           <w:rFonts w:ascii="Times New Roman" w:hAnsi="Times New Roman" w:cs="Times New Roman"/>
           <w:rtl/>
         </w:rPr>
-        <w:t>"</w:t>
+        <w:t>״</w:t>
       </w:r>
       <w:r>
         <w:rPr>
@@ -810,7 +810,7 @@
           <w:rFonts w:ascii="Times New Roman" w:hAnsi="Times New Roman" w:cs="Times New Roman"/>
           <w:rtl/>
         </w:rPr>
-        <w:t>"</w:t>
+        <w:t>״</w:t>
       </w:r>
       <w:r>
         <w:rPr>
@@ -1671,7 +1671,7 @@
           <w:rFonts w:ascii="Times New Roman" w:hAnsi="Times New Roman" w:cs="Times New Roman"/>
           <w:rtl/>
         </w:rPr>
-        <w:t>"</w:t>
+        <w:t>״</w:t>
       </w:r>
       <w:r>
         <w:rPr>
@@ -1904,7 +1904,7 @@
           <w:rFonts w:ascii="Times New Roman" w:hAnsi="Times New Roman" w:cs="Times New Roman"/>
           <w:rtl/>
         </w:rPr>
-        <w:t>"</w:t>
+        <w:t>״</w:t>
       </w:r>
       <w:r>
         <w:rPr>
@@ -2080,7 +2080,7 @@
           <w:rFonts w:ascii="Times New Roman" w:hAnsi="Times New Roman" w:cs="Times New Roman"/>
           <w:rtl/>
         </w:rPr>
-        <w:t>"</w:t>
+        <w:t>״</w:t>
       </w:r>
       <w:r>
         <w:rPr>
@@ -2231,7 +2231,7 @@
           <w:rFonts w:ascii="Times New Roman" w:hAnsi="Times New Roman" w:cs="Times New Roman"/>
           <w:rtl/>
         </w:rPr>
-        <w:t>"</w:t>
+        <w:t>״</w:t>
       </w:r>
       <w:r>
         <w:rPr>
